--- a/ET_Hackathon/Impact_Model.docx
+++ b/ET_Hackathon/Impact_Model.docx
@@ -2,952 +2,6 @@
 <file path=word/document.xml><?xml version="1.0" encoding="utf-8"?>
 <w:document xmlns:wpc="http://schemas.microsoft.com/office/word/2010/wordprocessingCanvas" xmlns:mc="http://schemas.openxmlformats.org/markup-compatibility/2006" xmlns:o="urn:schemas-microsoft-com:office:office" xmlns:r="http://schemas.openxmlformats.org/officeDocument/2006/relationships" xmlns:m="http://schemas.openxmlformats.org/officeDocument/2006/math" xmlns:v="urn:schemas-microsoft-com:vml" xmlns:wp14="http://schemas.microsoft.com/office/word/2010/wordprocessingDrawing" xmlns:wp="http://schemas.openxmlformats.org/drawingml/2006/wordprocessingDrawing" xmlns:w10="urn:schemas-microsoft-com:office:word" xmlns:w="http://schemas.openxmlformats.org/wordprocessingml/2006/main" xmlns:w14="http://schemas.microsoft.com/office/word/2010/wordml" xmlns:w15="http://schemas.microsoft.com/office/word/2012/wordml" xmlns:wpg="http://schemas.microsoft.com/office/word/2010/wordprocessingGroup" xmlns:wpi="http://schemas.microsoft.com/office/word/2010/wordprocessingInk" xmlns:wne="http://schemas.microsoft.com/office/word/2006/wordml" xmlns:wps="http://schemas.microsoft.com/office/word/2010/wordprocessingShape" mc:Ignorable="w14 w15 wp14">
   <w:body>
-    <w:tbl>
-      <w:tblPr>
-        <w:tblpPr w:leftFromText="180" w:rightFromText="180" w:horzAnchor="margin" w:tblpY="870"/>
-        <w:tblW w:w="0" w:type="auto"/>
-        <w:tblCellSpacing w:w="15" w:type="dxa"/>
-        <w:tblCellMar>
-          <w:left w:w="0" w:type="dxa"/>
-          <w:right w:w="0" w:type="dxa"/>
-        </w:tblCellMar>
-        <w:tblLook w:val="04A0" w:firstRow="1" w:lastRow="0" w:firstColumn="1" w:lastColumn="0" w:noHBand="0" w:noVBand="1"/>
-      </w:tblPr>
-      <w:tblGrid>
-        <w:gridCol w:w="2461"/>
-        <w:gridCol w:w="3258"/>
-        <w:gridCol w:w="3291"/>
-      </w:tblGrid>
-      <w:tr>
-        <w:trPr>
-          <w:tblHeader/>
-          <w:tblCellSpacing w:w="15" w:type="dxa"/>
-        </w:trPr>
-        <w:tc>
-          <w:tcPr>
-            <w:tcW w:w="0" w:type="auto"/>
-            <w:tcBorders>
-              <w:top w:val="single" w:sz="6" w:space="0" w:color="auto"/>
-              <w:left w:val="single" w:sz="6" w:space="0" w:color="auto"/>
-              <w:bottom w:val="single" w:sz="6" w:space="0" w:color="auto"/>
-              <w:right w:val="single" w:sz="6" w:space="0" w:color="auto"/>
-            </w:tcBorders>
-            <w:tcMar>
-              <w:top w:w="240" w:type="dxa"/>
-              <w:left w:w="0" w:type="dxa"/>
-              <w:bottom w:w="240" w:type="dxa"/>
-              <w:right w:w="180" w:type="dxa"/>
-            </w:tcMar>
-            <w:vAlign w:val="center"/>
-            <w:hideMark/>
-          </w:tcPr>
-          <w:p>
-            <w:pPr>
-              <w:spacing w:after="0" w:line="240" w:lineRule="auto"/>
-              <w:jc w:val="center"/>
-              <w:rPr>
-                <w:rFonts w:ascii="Times New Roman" w:eastAsia="Times New Roman" w:hAnsi="Times New Roman" w:cs="Times New Roman"/>
-                <w:color w:val="1F1F1F"/>
-                <w:kern w:val="0"/>
-                <w:sz w:val="24"/>
-                <w:szCs w:val="24"/>
-                <w:lang w:eastAsia="en-IN"/>
-                <w14:ligatures w14:val="none"/>
-              </w:rPr>
-            </w:pPr>
-            <w:r>
-              <w:rPr>
-                <w:rFonts w:ascii="Times New Roman" w:eastAsia="Times New Roman" w:hAnsi="Times New Roman" w:cs="Times New Roman"/>
-                <w:b/>
-                <w:bCs/>
-                <w:color w:val="1F1F1F"/>
-                <w:kern w:val="0"/>
-                <w:sz w:val="24"/>
-                <w:szCs w:val="24"/>
-                <w:bdr w:val="none" w:sz="0" w:space="0" w:color="auto" w:frame="1"/>
-                <w:lang w:eastAsia="en-IN"/>
-                <w14:ligatures w14:val="none"/>
-              </w:rPr>
-              <w:t>Feature</w:t>
-            </w:r>
-          </w:p>
-        </w:tc>
-        <w:tc>
-          <w:tcPr>
-            <w:tcW w:w="0" w:type="auto"/>
-            <w:tcBorders>
-              <w:top w:val="single" w:sz="6" w:space="0" w:color="auto"/>
-              <w:left w:val="single" w:sz="6" w:space="0" w:color="auto"/>
-              <w:bottom w:val="single" w:sz="6" w:space="0" w:color="auto"/>
-              <w:right w:val="single" w:sz="6" w:space="0" w:color="auto"/>
-            </w:tcBorders>
-            <w:tcMar>
-              <w:top w:w="240" w:type="dxa"/>
-              <w:left w:w="0" w:type="dxa"/>
-              <w:bottom w:w="240" w:type="dxa"/>
-              <w:right w:w="180" w:type="dxa"/>
-            </w:tcMar>
-            <w:vAlign w:val="center"/>
-            <w:hideMark/>
-          </w:tcPr>
-          <w:p>
-            <w:pPr>
-              <w:spacing w:after="0" w:line="240" w:lineRule="auto"/>
-              <w:jc w:val="center"/>
-              <w:rPr>
-                <w:rFonts w:ascii="Times New Roman" w:eastAsia="Times New Roman" w:hAnsi="Times New Roman" w:cs="Times New Roman"/>
-                <w:color w:val="1F1F1F"/>
-                <w:kern w:val="0"/>
-                <w:sz w:val="24"/>
-                <w:szCs w:val="24"/>
-                <w:lang w:eastAsia="en-IN"/>
-                <w14:ligatures w14:val="none"/>
-              </w:rPr>
-            </w:pPr>
-            <w:r>
-              <w:rPr>
-                <w:rFonts w:ascii="Times New Roman" w:eastAsia="Times New Roman" w:hAnsi="Times New Roman" w:cs="Times New Roman"/>
-                <w:b/>
-                <w:bCs/>
-                <w:color w:val="1F1F1F"/>
-                <w:kern w:val="0"/>
-                <w:sz w:val="24"/>
-                <w:szCs w:val="24"/>
-                <w:bdr w:val="none" w:sz="0" w:space="0" w:color="auto" w:frame="1"/>
-                <w:lang w:eastAsia="en-IN"/>
-                <w14:ligatures w14:val="none"/>
-              </w:rPr>
-              <w:t>Manual Process (Traditional HR)</w:t>
-            </w:r>
-          </w:p>
-        </w:tc>
-        <w:tc>
-          <w:tcPr>
-            <w:tcW w:w="0" w:type="auto"/>
-            <w:tcBorders>
-              <w:top w:val="single" w:sz="6" w:space="0" w:color="auto"/>
-              <w:left w:val="single" w:sz="6" w:space="0" w:color="auto"/>
-              <w:bottom w:val="single" w:sz="6" w:space="0" w:color="auto"/>
-              <w:right w:val="single" w:sz="6" w:space="0" w:color="auto"/>
-            </w:tcBorders>
-            <w:tcMar>
-              <w:top w:w="240" w:type="dxa"/>
-              <w:left w:w="0" w:type="dxa"/>
-              <w:bottom w:w="240" w:type="dxa"/>
-              <w:right w:w="0" w:type="dxa"/>
-            </w:tcMar>
-            <w:vAlign w:val="center"/>
-            <w:hideMark/>
-          </w:tcPr>
-          <w:p>
-            <w:pPr>
-              <w:spacing w:after="0" w:line="240" w:lineRule="auto"/>
-              <w:jc w:val="center"/>
-              <w:rPr>
-                <w:rFonts w:ascii="Times New Roman" w:eastAsia="Times New Roman" w:hAnsi="Times New Roman" w:cs="Times New Roman"/>
-                <w:color w:val="1F1F1F"/>
-                <w:kern w:val="0"/>
-                <w:sz w:val="24"/>
-                <w:szCs w:val="24"/>
-                <w:lang w:eastAsia="en-IN"/>
-                <w14:ligatures w14:val="none"/>
-              </w:rPr>
-            </w:pPr>
-            <w:r>
-              <w:rPr>
-                <w:rFonts w:ascii="Times New Roman" w:eastAsia="Times New Roman" w:hAnsi="Times New Roman" w:cs="Times New Roman"/>
-                <w:b/>
-                <w:bCs/>
-                <w:color w:val="1F1F1F"/>
-                <w:kern w:val="0"/>
-                <w:sz w:val="24"/>
-                <w:szCs w:val="24"/>
-                <w:bdr w:val="none" w:sz="0" w:space="0" w:color="auto" w:frame="1"/>
-                <w:lang w:eastAsia="en-IN"/>
-                <w14:ligatures w14:val="none"/>
-              </w:rPr>
-              <w:t>Automated Process (Your AI Agent)</w:t>
-            </w:r>
-          </w:p>
-        </w:tc>
-      </w:tr>
-      <w:tr>
-        <w:trPr>
-          <w:tblCellSpacing w:w="15" w:type="dxa"/>
-        </w:trPr>
-        <w:tc>
-          <w:tcPr>
-            <w:tcW w:w="0" w:type="auto"/>
-            <w:tcBorders>
-              <w:top w:val="single" w:sz="6" w:space="0" w:color="auto"/>
-              <w:left w:val="single" w:sz="6" w:space="0" w:color="auto"/>
-              <w:bottom w:val="single" w:sz="6" w:space="0" w:color="auto"/>
-              <w:right w:val="single" w:sz="6" w:space="0" w:color="auto"/>
-            </w:tcBorders>
-            <w:tcMar>
-              <w:top w:w="240" w:type="dxa"/>
-              <w:left w:w="0" w:type="dxa"/>
-              <w:bottom w:w="240" w:type="dxa"/>
-              <w:right w:w="180" w:type="dxa"/>
-            </w:tcMar>
-            <w:vAlign w:val="center"/>
-            <w:hideMark/>
-          </w:tcPr>
-          <w:p>
-            <w:pPr>
-              <w:spacing w:after="0" w:line="240" w:lineRule="auto"/>
-              <w:jc w:val="center"/>
-              <w:rPr>
-                <w:rFonts w:ascii="Times New Roman" w:eastAsia="Times New Roman" w:hAnsi="Times New Roman" w:cs="Times New Roman"/>
-                <w:color w:val="1F1F1F"/>
-                <w:kern w:val="0"/>
-                <w:sz w:val="24"/>
-                <w:szCs w:val="24"/>
-                <w:lang w:eastAsia="en-IN"/>
-                <w14:ligatures w14:val="none"/>
-              </w:rPr>
-            </w:pPr>
-            <w:r>
-              <w:rPr>
-                <w:rFonts w:ascii="Times New Roman" w:eastAsia="Times New Roman" w:hAnsi="Times New Roman" w:cs="Times New Roman"/>
-                <w:b/>
-                <w:bCs/>
-                <w:color w:val="1F1F1F"/>
-                <w:kern w:val="0"/>
-                <w:sz w:val="24"/>
-                <w:szCs w:val="24"/>
-                <w:bdr w:val="none" w:sz="0" w:space="0" w:color="auto" w:frame="1"/>
-                <w:lang w:eastAsia="en-IN"/>
-                <w14:ligatures w14:val="none"/>
-              </w:rPr>
-              <w:t>Processing Speed</w:t>
-            </w:r>
-          </w:p>
-        </w:tc>
-        <w:tc>
-          <w:tcPr>
-            <w:tcW w:w="0" w:type="auto"/>
-            <w:tcBorders>
-              <w:top w:val="single" w:sz="6" w:space="0" w:color="auto"/>
-              <w:left w:val="single" w:sz="6" w:space="0" w:color="auto"/>
-              <w:bottom w:val="single" w:sz="6" w:space="0" w:color="auto"/>
-              <w:right w:val="single" w:sz="6" w:space="0" w:color="auto"/>
-            </w:tcBorders>
-            <w:tcMar>
-              <w:top w:w="240" w:type="dxa"/>
-              <w:left w:w="0" w:type="dxa"/>
-              <w:bottom w:w="240" w:type="dxa"/>
-              <w:right w:w="180" w:type="dxa"/>
-            </w:tcMar>
-            <w:vAlign w:val="center"/>
-            <w:hideMark/>
-          </w:tcPr>
-          <w:p>
-            <w:pPr>
-              <w:spacing w:after="0" w:line="240" w:lineRule="auto"/>
-              <w:jc w:val="center"/>
-              <w:rPr>
-                <w:rFonts w:ascii="Times New Roman" w:eastAsia="Times New Roman" w:hAnsi="Times New Roman" w:cs="Times New Roman"/>
-                <w:color w:val="1F1F1F"/>
-                <w:kern w:val="0"/>
-                <w:sz w:val="24"/>
-                <w:szCs w:val="24"/>
-                <w:lang w:eastAsia="en-IN"/>
-                <w14:ligatures w14:val="none"/>
-              </w:rPr>
-            </w:pPr>
-            <w:r>
-              <w:rPr>
-                <w:rFonts w:ascii="Times New Roman" w:eastAsia="Times New Roman" w:hAnsi="Times New Roman" w:cs="Times New Roman"/>
-                <w:color w:val="1F1F1F"/>
-                <w:kern w:val="0"/>
-                <w:sz w:val="24"/>
-                <w:szCs w:val="24"/>
-                <w:bdr w:val="none" w:sz="0" w:space="0" w:color="auto" w:frame="1"/>
-                <w:lang w:eastAsia="en-IN"/>
-                <w14:ligatures w14:val="none"/>
-              </w:rPr>
-              <w:t>10–15 Minutes per employee</w:t>
-            </w:r>
-          </w:p>
-        </w:tc>
-        <w:tc>
-          <w:tcPr>
-            <w:tcW w:w="0" w:type="auto"/>
-            <w:tcBorders>
-              <w:top w:val="single" w:sz="6" w:space="0" w:color="auto"/>
-              <w:left w:val="single" w:sz="6" w:space="0" w:color="auto"/>
-              <w:bottom w:val="single" w:sz="6" w:space="0" w:color="auto"/>
-              <w:right w:val="single" w:sz="6" w:space="0" w:color="auto"/>
-            </w:tcBorders>
-            <w:tcMar>
-              <w:top w:w="240" w:type="dxa"/>
-              <w:left w:w="0" w:type="dxa"/>
-              <w:bottom w:w="240" w:type="dxa"/>
-              <w:right w:w="0" w:type="dxa"/>
-            </w:tcMar>
-            <w:vAlign w:val="center"/>
-            <w:hideMark/>
-          </w:tcPr>
-          <w:p>
-            <w:pPr>
-              <w:spacing w:after="0" w:line="240" w:lineRule="auto"/>
-              <w:jc w:val="center"/>
-              <w:rPr>
-                <w:rFonts w:ascii="Times New Roman" w:eastAsia="Times New Roman" w:hAnsi="Times New Roman" w:cs="Times New Roman"/>
-                <w:color w:val="1F1F1F"/>
-                <w:kern w:val="0"/>
-                <w:sz w:val="24"/>
-                <w:szCs w:val="24"/>
-                <w:lang w:eastAsia="en-IN"/>
-                <w14:ligatures w14:val="none"/>
-              </w:rPr>
-            </w:pPr>
-            <w:r>
-              <w:rPr>
-                <w:rFonts w:ascii="Times New Roman" w:eastAsia="Times New Roman" w:hAnsi="Times New Roman" w:cs="Times New Roman"/>
-                <w:b/>
-                <w:bCs/>
-                <w:color w:val="1F1F1F"/>
-                <w:kern w:val="0"/>
-                <w:sz w:val="24"/>
-                <w:szCs w:val="24"/>
-                <w:bdr w:val="none" w:sz="0" w:space="0" w:color="auto" w:frame="1"/>
-                <w:lang w:eastAsia="en-IN"/>
-                <w14:ligatures w14:val="none"/>
-              </w:rPr>
-              <w:t>5 Seconds</w:t>
-            </w:r>
-            <w:r>
-              <w:rPr>
-                <w:rFonts w:ascii="Times New Roman" w:eastAsia="Times New Roman" w:hAnsi="Times New Roman" w:cs="Times New Roman"/>
-                <w:color w:val="1F1F1F"/>
-                <w:kern w:val="0"/>
-                <w:sz w:val="24"/>
-                <w:szCs w:val="24"/>
-                <w:bdr w:val="none" w:sz="0" w:space="0" w:color="auto" w:frame="1"/>
-                <w:lang w:eastAsia="en-IN"/>
-                <w14:ligatures w14:val="none"/>
-              </w:rPr>
-              <w:t xml:space="preserve"> per employee</w:t>
-            </w:r>
-          </w:p>
-        </w:tc>
-      </w:tr>
-      <w:tr>
-        <w:trPr>
-          <w:tblCellSpacing w:w="15" w:type="dxa"/>
-        </w:trPr>
-        <w:tc>
-          <w:tcPr>
-            <w:tcW w:w="0" w:type="auto"/>
-            <w:tcBorders>
-              <w:top w:val="single" w:sz="6" w:space="0" w:color="auto"/>
-              <w:left w:val="single" w:sz="6" w:space="0" w:color="auto"/>
-              <w:bottom w:val="single" w:sz="6" w:space="0" w:color="auto"/>
-              <w:right w:val="single" w:sz="6" w:space="0" w:color="auto"/>
-            </w:tcBorders>
-            <w:tcMar>
-              <w:top w:w="240" w:type="dxa"/>
-              <w:left w:w="0" w:type="dxa"/>
-              <w:bottom w:w="240" w:type="dxa"/>
-              <w:right w:w="180" w:type="dxa"/>
-            </w:tcMar>
-            <w:vAlign w:val="center"/>
-            <w:hideMark/>
-          </w:tcPr>
-          <w:p>
-            <w:pPr>
-              <w:spacing w:after="0" w:line="240" w:lineRule="auto"/>
-              <w:jc w:val="center"/>
-              <w:rPr>
-                <w:rFonts w:ascii="Times New Roman" w:eastAsia="Times New Roman" w:hAnsi="Times New Roman" w:cs="Times New Roman"/>
-                <w:color w:val="1F1F1F"/>
-                <w:kern w:val="0"/>
-                <w:sz w:val="24"/>
-                <w:szCs w:val="24"/>
-                <w:lang w:eastAsia="en-IN"/>
-                <w14:ligatures w14:val="none"/>
-              </w:rPr>
-            </w:pPr>
-            <w:r>
-              <w:rPr>
-                <w:rFonts w:ascii="Times New Roman" w:eastAsia="Times New Roman" w:hAnsi="Times New Roman" w:cs="Times New Roman"/>
-                <w:b/>
-                <w:bCs/>
-                <w:color w:val="1F1F1F"/>
-                <w:kern w:val="0"/>
-                <w:sz w:val="24"/>
-                <w:szCs w:val="24"/>
-                <w:bdr w:val="none" w:sz="0" w:space="0" w:color="auto" w:frame="1"/>
-                <w:lang w:eastAsia="en-IN"/>
-                <w14:ligatures w14:val="none"/>
-              </w:rPr>
-              <w:t>Accuracy</w:t>
-            </w:r>
-          </w:p>
-        </w:tc>
-        <w:tc>
-          <w:tcPr>
-            <w:tcW w:w="0" w:type="auto"/>
-            <w:tcBorders>
-              <w:top w:val="single" w:sz="6" w:space="0" w:color="auto"/>
-              <w:left w:val="single" w:sz="6" w:space="0" w:color="auto"/>
-              <w:bottom w:val="single" w:sz="6" w:space="0" w:color="auto"/>
-              <w:right w:val="single" w:sz="6" w:space="0" w:color="auto"/>
-            </w:tcBorders>
-            <w:tcMar>
-              <w:top w:w="240" w:type="dxa"/>
-              <w:left w:w="0" w:type="dxa"/>
-              <w:bottom w:w="240" w:type="dxa"/>
-              <w:right w:w="180" w:type="dxa"/>
-            </w:tcMar>
-            <w:vAlign w:val="center"/>
-            <w:hideMark/>
-          </w:tcPr>
-          <w:p>
-            <w:pPr>
-              <w:spacing w:after="0" w:line="240" w:lineRule="auto"/>
-              <w:jc w:val="center"/>
-              <w:rPr>
-                <w:rFonts w:ascii="Times New Roman" w:eastAsia="Times New Roman" w:hAnsi="Times New Roman" w:cs="Times New Roman"/>
-                <w:color w:val="1F1F1F"/>
-                <w:kern w:val="0"/>
-                <w:sz w:val="24"/>
-                <w:szCs w:val="24"/>
-                <w:lang w:eastAsia="en-IN"/>
-                <w14:ligatures w14:val="none"/>
-              </w:rPr>
-            </w:pPr>
-            <w:r>
-              <w:rPr>
-                <w:rFonts w:ascii="Times New Roman" w:eastAsia="Times New Roman" w:hAnsi="Times New Roman" w:cs="Times New Roman"/>
-                <w:color w:val="1F1F1F"/>
-                <w:kern w:val="0"/>
-                <w:sz w:val="24"/>
-                <w:szCs w:val="24"/>
-                <w:bdr w:val="none" w:sz="0" w:space="0" w:color="auto" w:frame="1"/>
-                <w:lang w:eastAsia="en-IN"/>
-                <w14:ligatures w14:val="none"/>
-              </w:rPr>
-              <w:t>High risk of human typos</w:t>
-            </w:r>
-          </w:p>
-        </w:tc>
-        <w:tc>
-          <w:tcPr>
-            <w:tcW w:w="0" w:type="auto"/>
-            <w:tcBorders>
-              <w:top w:val="single" w:sz="6" w:space="0" w:color="auto"/>
-              <w:left w:val="single" w:sz="6" w:space="0" w:color="auto"/>
-              <w:bottom w:val="single" w:sz="6" w:space="0" w:color="auto"/>
-              <w:right w:val="single" w:sz="6" w:space="0" w:color="auto"/>
-            </w:tcBorders>
-            <w:tcMar>
-              <w:top w:w="240" w:type="dxa"/>
-              <w:left w:w="0" w:type="dxa"/>
-              <w:bottom w:w="240" w:type="dxa"/>
-              <w:right w:w="0" w:type="dxa"/>
-            </w:tcMar>
-            <w:vAlign w:val="center"/>
-            <w:hideMark/>
-          </w:tcPr>
-          <w:p>
-            <w:pPr>
-              <w:spacing w:after="0" w:line="240" w:lineRule="auto"/>
-              <w:jc w:val="center"/>
-              <w:rPr>
-                <w:rFonts w:ascii="Times New Roman" w:eastAsia="Times New Roman" w:hAnsi="Times New Roman" w:cs="Times New Roman"/>
-                <w:color w:val="1F1F1F"/>
-                <w:kern w:val="0"/>
-                <w:sz w:val="24"/>
-                <w:szCs w:val="24"/>
-                <w:lang w:eastAsia="en-IN"/>
-                <w14:ligatures w14:val="none"/>
-              </w:rPr>
-            </w:pPr>
-            <w:r>
-              <w:rPr>
-                <w:rFonts w:ascii="Times New Roman" w:eastAsia="Times New Roman" w:hAnsi="Times New Roman" w:cs="Times New Roman"/>
-                <w:b/>
-                <w:bCs/>
-                <w:color w:val="1F1F1F"/>
-                <w:kern w:val="0"/>
-                <w:sz w:val="24"/>
-                <w:szCs w:val="24"/>
-                <w:bdr w:val="none" w:sz="0" w:space="0" w:color="auto" w:frame="1"/>
-                <w:lang w:eastAsia="en-IN"/>
-                <w14:ligatures w14:val="none"/>
-              </w:rPr>
-              <w:t>100% Data Consistency</w:t>
-            </w:r>
-          </w:p>
-        </w:tc>
-      </w:tr>
-      <w:tr>
-        <w:trPr>
-          <w:tblCellSpacing w:w="15" w:type="dxa"/>
-        </w:trPr>
-        <w:tc>
-          <w:tcPr>
-            <w:tcW w:w="0" w:type="auto"/>
-            <w:tcBorders>
-              <w:top w:val="single" w:sz="6" w:space="0" w:color="auto"/>
-              <w:left w:val="single" w:sz="6" w:space="0" w:color="auto"/>
-              <w:bottom w:val="single" w:sz="6" w:space="0" w:color="auto"/>
-              <w:right w:val="single" w:sz="6" w:space="0" w:color="auto"/>
-            </w:tcBorders>
-            <w:tcMar>
-              <w:top w:w="240" w:type="dxa"/>
-              <w:left w:w="0" w:type="dxa"/>
-              <w:bottom w:w="240" w:type="dxa"/>
-              <w:right w:w="180" w:type="dxa"/>
-            </w:tcMar>
-            <w:vAlign w:val="center"/>
-            <w:hideMark/>
-          </w:tcPr>
-          <w:p>
-            <w:pPr>
-              <w:spacing w:after="0" w:line="240" w:lineRule="auto"/>
-              <w:jc w:val="center"/>
-              <w:rPr>
-                <w:rFonts w:ascii="Times New Roman" w:eastAsia="Times New Roman" w:hAnsi="Times New Roman" w:cs="Times New Roman"/>
-                <w:color w:val="1F1F1F"/>
-                <w:kern w:val="0"/>
-                <w:sz w:val="24"/>
-                <w:szCs w:val="24"/>
-                <w:lang w:eastAsia="en-IN"/>
-                <w14:ligatures w14:val="none"/>
-              </w:rPr>
-            </w:pPr>
-            <w:r>
-              <w:rPr>
-                <w:rFonts w:ascii="Times New Roman" w:eastAsia="Times New Roman" w:hAnsi="Times New Roman" w:cs="Times New Roman"/>
-                <w:b/>
-                <w:bCs/>
-                <w:color w:val="1F1F1F"/>
-                <w:kern w:val="0"/>
-                <w:sz w:val="24"/>
-                <w:szCs w:val="24"/>
-                <w:bdr w:val="none" w:sz="0" w:space="0" w:color="auto" w:frame="1"/>
-                <w:lang w:eastAsia="en-IN"/>
-                <w14:ligatures w14:val="none"/>
-              </w:rPr>
-              <w:t>Security</w:t>
-            </w:r>
-          </w:p>
-        </w:tc>
-        <w:tc>
-          <w:tcPr>
-            <w:tcW w:w="0" w:type="auto"/>
-            <w:tcBorders>
-              <w:top w:val="single" w:sz="6" w:space="0" w:color="auto"/>
-              <w:left w:val="single" w:sz="6" w:space="0" w:color="auto"/>
-              <w:bottom w:val="single" w:sz="6" w:space="0" w:color="auto"/>
-              <w:right w:val="single" w:sz="6" w:space="0" w:color="auto"/>
-            </w:tcBorders>
-            <w:tcMar>
-              <w:top w:w="240" w:type="dxa"/>
-              <w:left w:w="0" w:type="dxa"/>
-              <w:bottom w:w="240" w:type="dxa"/>
-              <w:right w:w="180" w:type="dxa"/>
-            </w:tcMar>
-            <w:vAlign w:val="center"/>
-            <w:hideMark/>
-          </w:tcPr>
-          <w:p>
-            <w:pPr>
-              <w:spacing w:after="0" w:line="240" w:lineRule="auto"/>
-              <w:jc w:val="center"/>
-              <w:rPr>
-                <w:rFonts w:ascii="Times New Roman" w:eastAsia="Times New Roman" w:hAnsi="Times New Roman" w:cs="Times New Roman"/>
-                <w:color w:val="1F1F1F"/>
-                <w:kern w:val="0"/>
-                <w:sz w:val="24"/>
-                <w:szCs w:val="24"/>
-                <w:lang w:eastAsia="en-IN"/>
-                <w14:ligatures w14:val="none"/>
-              </w:rPr>
-            </w:pPr>
-            <w:r>
-              <w:rPr>
-                <w:rFonts w:ascii="Times New Roman" w:eastAsia="Times New Roman" w:hAnsi="Times New Roman" w:cs="Times New Roman"/>
-                <w:color w:val="1F1F1F"/>
-                <w:kern w:val="0"/>
-                <w:sz w:val="24"/>
-                <w:szCs w:val="24"/>
-                <w:bdr w:val="none" w:sz="0" w:space="0" w:color="auto" w:frame="1"/>
-                <w:lang w:eastAsia="en-IN"/>
-                <w14:ligatures w14:val="none"/>
-              </w:rPr>
-              <w:t>Keys/Passwords often hardcoded</w:t>
-            </w:r>
-          </w:p>
-        </w:tc>
-        <w:tc>
-          <w:tcPr>
-            <w:tcW w:w="0" w:type="auto"/>
-            <w:tcBorders>
-              <w:top w:val="single" w:sz="6" w:space="0" w:color="auto"/>
-              <w:left w:val="single" w:sz="6" w:space="0" w:color="auto"/>
-              <w:bottom w:val="single" w:sz="6" w:space="0" w:color="auto"/>
-              <w:right w:val="single" w:sz="6" w:space="0" w:color="auto"/>
-            </w:tcBorders>
-            <w:tcMar>
-              <w:top w:w="240" w:type="dxa"/>
-              <w:left w:w="0" w:type="dxa"/>
-              <w:bottom w:w="240" w:type="dxa"/>
-              <w:right w:w="0" w:type="dxa"/>
-            </w:tcMar>
-            <w:vAlign w:val="center"/>
-            <w:hideMark/>
-          </w:tcPr>
-          <w:p>
-            <w:pPr>
-              <w:spacing w:after="0" w:line="240" w:lineRule="auto"/>
-              <w:jc w:val="center"/>
-              <w:rPr>
-                <w:rFonts w:ascii="Times New Roman" w:eastAsia="Times New Roman" w:hAnsi="Times New Roman" w:cs="Times New Roman"/>
-                <w:color w:val="1F1F1F"/>
-                <w:kern w:val="0"/>
-                <w:sz w:val="24"/>
-                <w:szCs w:val="24"/>
-                <w:lang w:eastAsia="en-IN"/>
-                <w14:ligatures w14:val="none"/>
-              </w:rPr>
-            </w:pPr>
-            <w:r>
-              <w:rPr>
-                <w:rFonts w:ascii="Times New Roman" w:eastAsia="Times New Roman" w:hAnsi="Times New Roman" w:cs="Times New Roman"/>
-                <w:b/>
-                <w:bCs/>
-                <w:color w:val="1F1F1F"/>
-                <w:kern w:val="0"/>
-                <w:sz w:val="24"/>
-                <w:szCs w:val="24"/>
-                <w:bdr w:val="none" w:sz="0" w:space="0" w:color="auto" w:frame="1"/>
-                <w:lang w:eastAsia="en-IN"/>
-                <w14:ligatures w14:val="none"/>
-              </w:rPr>
-              <w:t>Protected by Environment Variables</w:t>
-            </w:r>
-          </w:p>
-        </w:tc>
-      </w:tr>
-      <w:tr>
-        <w:trPr>
-          <w:tblCellSpacing w:w="15" w:type="dxa"/>
-        </w:trPr>
-        <w:tc>
-          <w:tcPr>
-            <w:tcW w:w="0" w:type="auto"/>
-            <w:tcBorders>
-              <w:top w:val="single" w:sz="6" w:space="0" w:color="auto"/>
-              <w:left w:val="single" w:sz="6" w:space="0" w:color="auto"/>
-              <w:bottom w:val="single" w:sz="6" w:space="0" w:color="auto"/>
-              <w:right w:val="single" w:sz="6" w:space="0" w:color="auto"/>
-            </w:tcBorders>
-            <w:tcMar>
-              <w:top w:w="240" w:type="dxa"/>
-              <w:left w:w="0" w:type="dxa"/>
-              <w:bottom w:w="240" w:type="dxa"/>
-              <w:right w:w="180" w:type="dxa"/>
-            </w:tcMar>
-            <w:vAlign w:val="center"/>
-            <w:hideMark/>
-          </w:tcPr>
-          <w:p>
-            <w:pPr>
-              <w:spacing w:after="0" w:line="240" w:lineRule="auto"/>
-              <w:jc w:val="center"/>
-              <w:rPr>
-                <w:rFonts w:ascii="Times New Roman" w:eastAsia="Times New Roman" w:hAnsi="Times New Roman" w:cs="Times New Roman"/>
-                <w:color w:val="1F1F1F"/>
-                <w:kern w:val="0"/>
-                <w:sz w:val="24"/>
-                <w:szCs w:val="24"/>
-                <w:lang w:eastAsia="en-IN"/>
-                <w14:ligatures w14:val="none"/>
-              </w:rPr>
-            </w:pPr>
-            <w:r>
-              <w:rPr>
-                <w:rFonts w:ascii="Times New Roman" w:eastAsia="Times New Roman" w:hAnsi="Times New Roman" w:cs="Times New Roman"/>
-                <w:b/>
-                <w:bCs/>
-                <w:color w:val="1F1F1F"/>
-                <w:kern w:val="0"/>
-                <w:sz w:val="24"/>
-                <w:szCs w:val="24"/>
-                <w:bdr w:val="none" w:sz="0" w:space="0" w:color="auto" w:frame="1"/>
-                <w:lang w:eastAsia="en-IN"/>
-                <w14:ligatures w14:val="none"/>
-              </w:rPr>
-              <w:t>Scalability</w:t>
-            </w:r>
-          </w:p>
-        </w:tc>
-        <w:tc>
-          <w:tcPr>
-            <w:tcW w:w="0" w:type="auto"/>
-            <w:tcBorders>
-              <w:top w:val="single" w:sz="6" w:space="0" w:color="auto"/>
-              <w:left w:val="single" w:sz="6" w:space="0" w:color="auto"/>
-              <w:bottom w:val="single" w:sz="6" w:space="0" w:color="auto"/>
-              <w:right w:val="single" w:sz="6" w:space="0" w:color="auto"/>
-            </w:tcBorders>
-            <w:tcMar>
-              <w:top w:w="240" w:type="dxa"/>
-              <w:left w:w="0" w:type="dxa"/>
-              <w:bottom w:w="240" w:type="dxa"/>
-              <w:right w:w="180" w:type="dxa"/>
-            </w:tcMar>
-            <w:vAlign w:val="center"/>
-            <w:hideMark/>
-          </w:tcPr>
-          <w:p>
-            <w:pPr>
-              <w:spacing w:after="0" w:line="240" w:lineRule="auto"/>
-              <w:jc w:val="center"/>
-              <w:rPr>
-                <w:rFonts w:ascii="Times New Roman" w:eastAsia="Times New Roman" w:hAnsi="Times New Roman" w:cs="Times New Roman"/>
-                <w:color w:val="1F1F1F"/>
-                <w:kern w:val="0"/>
-                <w:sz w:val="24"/>
-                <w:szCs w:val="24"/>
-                <w:lang w:eastAsia="en-IN"/>
-                <w14:ligatures w14:val="none"/>
-              </w:rPr>
-            </w:pPr>
-            <w:r>
-              <w:rPr>
-                <w:rFonts w:ascii="Times New Roman" w:eastAsia="Times New Roman" w:hAnsi="Times New Roman" w:cs="Times New Roman"/>
-                <w:color w:val="1F1F1F"/>
-                <w:kern w:val="0"/>
-                <w:sz w:val="24"/>
-                <w:szCs w:val="24"/>
-                <w:bdr w:val="none" w:sz="0" w:space="0" w:color="auto" w:frame="1"/>
-                <w:lang w:eastAsia="en-IN"/>
-                <w14:ligatures w14:val="none"/>
-              </w:rPr>
-              <w:t>HR must hire more staff to grow</w:t>
-            </w:r>
-          </w:p>
-        </w:tc>
-        <w:tc>
-          <w:tcPr>
-            <w:tcW w:w="0" w:type="auto"/>
-            <w:tcBorders>
-              <w:top w:val="single" w:sz="6" w:space="0" w:color="auto"/>
-              <w:left w:val="single" w:sz="6" w:space="0" w:color="auto"/>
-              <w:bottom w:val="single" w:sz="6" w:space="0" w:color="auto"/>
-              <w:right w:val="single" w:sz="6" w:space="0" w:color="auto"/>
-            </w:tcBorders>
-            <w:tcMar>
-              <w:top w:w="240" w:type="dxa"/>
-              <w:left w:w="0" w:type="dxa"/>
-              <w:bottom w:w="240" w:type="dxa"/>
-              <w:right w:w="0" w:type="dxa"/>
-            </w:tcMar>
-            <w:vAlign w:val="center"/>
-            <w:hideMark/>
-          </w:tcPr>
-          <w:p>
-            <w:pPr>
-              <w:spacing w:after="0" w:line="240" w:lineRule="auto"/>
-              <w:jc w:val="center"/>
-              <w:rPr>
-                <w:rFonts w:ascii="Times New Roman" w:eastAsia="Times New Roman" w:hAnsi="Times New Roman" w:cs="Times New Roman"/>
-                <w:color w:val="1F1F1F"/>
-                <w:kern w:val="0"/>
-                <w:sz w:val="24"/>
-                <w:szCs w:val="24"/>
-                <w:lang w:eastAsia="en-IN"/>
-                <w14:ligatures w14:val="none"/>
-              </w:rPr>
-            </w:pPr>
-            <w:r>
-              <w:rPr>
-                <w:rFonts w:ascii="Times New Roman" w:eastAsia="Times New Roman" w:hAnsi="Times New Roman" w:cs="Times New Roman"/>
-                <w:b/>
-                <w:bCs/>
-                <w:color w:val="1F1F1F"/>
-                <w:kern w:val="0"/>
-                <w:sz w:val="24"/>
-                <w:szCs w:val="24"/>
-                <w:bdr w:val="none" w:sz="0" w:space="0" w:color="auto" w:frame="1"/>
-                <w:lang w:eastAsia="en-IN"/>
-                <w14:ligatures w14:val="none"/>
-              </w:rPr>
-              <w:t>Infinite scaling</w:t>
-            </w:r>
-            <w:r>
-              <w:rPr>
-                <w:rFonts w:ascii="Times New Roman" w:eastAsia="Times New Roman" w:hAnsi="Times New Roman" w:cs="Times New Roman"/>
-                <w:color w:val="1F1F1F"/>
-                <w:kern w:val="0"/>
-                <w:sz w:val="24"/>
-                <w:szCs w:val="24"/>
-                <w:bdr w:val="none" w:sz="0" w:space="0" w:color="auto" w:frame="1"/>
-                <w:lang w:eastAsia="en-IN"/>
-                <w14:ligatures w14:val="none"/>
-              </w:rPr>
-              <w:t xml:space="preserve"> with zero extra effort</w:t>
-            </w:r>
-          </w:p>
-        </w:tc>
-      </w:tr>
-      <w:tr>
-        <w:trPr>
-          <w:tblCellSpacing w:w="15" w:type="dxa"/>
-        </w:trPr>
-        <w:tc>
-          <w:tcPr>
-            <w:tcW w:w="0" w:type="auto"/>
-            <w:tcBorders>
-              <w:top w:val="single" w:sz="6" w:space="0" w:color="auto"/>
-              <w:left w:val="single" w:sz="6" w:space="0" w:color="auto"/>
-              <w:bottom w:val="single" w:sz="6" w:space="0" w:color="auto"/>
-              <w:right w:val="single" w:sz="6" w:space="0" w:color="auto"/>
-            </w:tcBorders>
-            <w:tcMar>
-              <w:top w:w="240" w:type="dxa"/>
-              <w:left w:w="0" w:type="dxa"/>
-              <w:bottom w:w="240" w:type="dxa"/>
-              <w:right w:w="180" w:type="dxa"/>
-            </w:tcMar>
-            <w:vAlign w:val="center"/>
-            <w:hideMark/>
-          </w:tcPr>
-          <w:p>
-            <w:pPr>
-              <w:spacing w:after="0" w:line="240" w:lineRule="auto"/>
-              <w:jc w:val="center"/>
-              <w:rPr>
-                <w:rFonts w:ascii="Times New Roman" w:eastAsia="Times New Roman" w:hAnsi="Times New Roman" w:cs="Times New Roman"/>
-                <w:color w:val="1F1F1F"/>
-                <w:kern w:val="0"/>
-                <w:sz w:val="24"/>
-                <w:szCs w:val="24"/>
-                <w:lang w:eastAsia="en-IN"/>
-                <w14:ligatures w14:val="none"/>
-              </w:rPr>
-            </w:pPr>
-            <w:r>
-              <w:rPr>
-                <w:rFonts w:ascii="Times New Roman" w:eastAsia="Times New Roman" w:hAnsi="Times New Roman" w:cs="Times New Roman"/>
-                <w:b/>
-                <w:bCs/>
-                <w:color w:val="1F1F1F"/>
-                <w:kern w:val="0"/>
-                <w:sz w:val="24"/>
-                <w:szCs w:val="24"/>
-                <w:bdr w:val="none" w:sz="0" w:space="0" w:color="auto" w:frame="1"/>
-                <w:lang w:eastAsia="en-IN"/>
-                <w14:ligatures w14:val="none"/>
-              </w:rPr>
-              <w:t>On boarding Experience</w:t>
-            </w:r>
-          </w:p>
-        </w:tc>
-        <w:tc>
-          <w:tcPr>
-            <w:tcW w:w="0" w:type="auto"/>
-            <w:tcBorders>
-              <w:top w:val="single" w:sz="6" w:space="0" w:color="auto"/>
-              <w:left w:val="single" w:sz="6" w:space="0" w:color="auto"/>
-              <w:bottom w:val="single" w:sz="6" w:space="0" w:color="auto"/>
-              <w:right w:val="single" w:sz="6" w:space="0" w:color="auto"/>
-            </w:tcBorders>
-            <w:tcMar>
-              <w:top w:w="240" w:type="dxa"/>
-              <w:left w:w="0" w:type="dxa"/>
-              <w:bottom w:w="240" w:type="dxa"/>
-              <w:right w:w="180" w:type="dxa"/>
-            </w:tcMar>
-            <w:vAlign w:val="center"/>
-            <w:hideMark/>
-          </w:tcPr>
-          <w:p>
-            <w:pPr>
-              <w:spacing w:after="0" w:line="240" w:lineRule="auto"/>
-              <w:jc w:val="center"/>
-              <w:rPr>
-                <w:rFonts w:ascii="Times New Roman" w:eastAsia="Times New Roman" w:hAnsi="Times New Roman" w:cs="Times New Roman"/>
-                <w:color w:val="1F1F1F"/>
-                <w:kern w:val="0"/>
-                <w:sz w:val="24"/>
-                <w:szCs w:val="24"/>
-                <w:lang w:eastAsia="en-IN"/>
-                <w14:ligatures w14:val="none"/>
-              </w:rPr>
-            </w:pPr>
-            <w:r>
-              <w:rPr>
-                <w:rFonts w:ascii="Times New Roman" w:eastAsia="Times New Roman" w:hAnsi="Times New Roman" w:cs="Times New Roman"/>
-                <w:color w:val="1F1F1F"/>
-                <w:kern w:val="0"/>
-                <w:sz w:val="24"/>
-                <w:szCs w:val="24"/>
-                <w:bdr w:val="none" w:sz="0" w:space="0" w:color="auto" w:frame="1"/>
-                <w:lang w:eastAsia="en-IN"/>
-                <w14:ligatures w14:val="none"/>
-              </w:rPr>
-              <w:t>Slow and fragmented</w:t>
-            </w:r>
-          </w:p>
-        </w:tc>
-        <w:tc>
-          <w:tcPr>
-            <w:tcW w:w="0" w:type="auto"/>
-            <w:tcBorders>
-              <w:top w:val="single" w:sz="6" w:space="0" w:color="auto"/>
-              <w:left w:val="single" w:sz="6" w:space="0" w:color="auto"/>
-              <w:bottom w:val="single" w:sz="6" w:space="0" w:color="auto"/>
-              <w:right w:val="single" w:sz="6" w:space="0" w:color="auto"/>
-            </w:tcBorders>
-            <w:tcMar>
-              <w:top w:w="240" w:type="dxa"/>
-              <w:left w:w="0" w:type="dxa"/>
-              <w:bottom w:w="240" w:type="dxa"/>
-              <w:right w:w="0" w:type="dxa"/>
-            </w:tcMar>
-            <w:vAlign w:val="center"/>
-            <w:hideMark/>
-          </w:tcPr>
-          <w:p>
-            <w:pPr>
-              <w:spacing w:after="0" w:line="240" w:lineRule="auto"/>
-              <w:jc w:val="center"/>
-              <w:rPr>
-                <w:rFonts w:ascii="Times New Roman" w:eastAsia="Times New Roman" w:hAnsi="Times New Roman" w:cs="Times New Roman"/>
-                <w:color w:val="1F1F1F"/>
-                <w:kern w:val="0"/>
-                <w:sz w:val="24"/>
-                <w:szCs w:val="24"/>
-                <w:lang w:eastAsia="en-IN"/>
-                <w14:ligatures w14:val="none"/>
-              </w:rPr>
-            </w:pPr>
-            <w:r>
-              <w:rPr>
-                <w:rFonts w:ascii="Times New Roman" w:eastAsia="Times New Roman" w:hAnsi="Times New Roman" w:cs="Times New Roman"/>
-                <w:b/>
-                <w:bCs/>
-                <w:color w:val="1F1F1F"/>
-                <w:kern w:val="0"/>
-                <w:sz w:val="24"/>
-                <w:szCs w:val="24"/>
-                <w:bdr w:val="none" w:sz="0" w:space="0" w:color="auto" w:frame="1"/>
-                <w:lang w:eastAsia="en-IN"/>
-                <w14:ligatures w14:val="none"/>
-              </w:rPr>
-              <w:t>Instant and Professional</w:t>
-            </w:r>
-          </w:p>
-        </w:tc>
-      </w:tr>
-    </w:tbl>
     <w:p>
       <w:pPr>
         <w:jc w:val="center"/>
@@ -958,114 +12,316 @@
         </w:rPr>
       </w:pPr>
       <w:r>
-        <w:t xml:space="preserve"> </w:t>
-      </w:r>
-      <w:r>
         <w:rPr>
           <w:rFonts w:ascii="Algerian" w:hAnsi="Algerian"/>
           <w:sz w:val="32"/>
           <w:szCs w:val="32"/>
         </w:rPr>
-        <w:t>Business Impact Comparison</w:t>
-      </w:r>
+        <w:t>Impact Model</w:t>
+      </w:r>
+    </w:p>
+    <w:p>
+      <w:pPr>
+        <w:jc w:val="center"/>
+        <w:rPr>
+          <w:sz w:val="32"/>
+          <w:szCs w:val="32"/>
+        </w:rPr>
+      </w:pPr>
       <w:bookmarkStart w:id="0" w:name="_GoBack"/>
       <w:bookmarkEnd w:id="0"/>
     </w:p>
     <w:p>
       <w:pPr>
-        <w:jc w:val="center"/>
-      </w:pPr>
+        <w:pStyle w:val="NormalWeb"/>
+      </w:pPr>
+      <w:r>
+        <w:rPr>
+          <w:b/>
+          <w:bCs/>
+        </w:rPr>
+        <w:t>Objective:</w:t>
+      </w:r>
+      <w:r>
+        <w:t xml:space="preserve"> Quantify the transition from "Stressed Administration" to "Strategic Leadership."</w:t>
+      </w:r>
     </w:p>
     <w:p>
       <w:pPr>
-        <w:jc w:val="center"/>
-      </w:pPr>
+        <w:pStyle w:val="Heading3"/>
+      </w:pPr>
+      <w:r>
+        <w:t>1. The Problem (The "Before" State)</w:t>
+      </w:r>
     </w:p>
     <w:p>
       <w:pPr>
-        <w:jc w:val="center"/>
-      </w:pPr>
+        <w:pStyle w:val="NormalWeb"/>
+        <w:numPr>
+          <w:ilvl w:val="0"/>
+          <w:numId w:val="2"/>
+        </w:numPr>
+      </w:pPr>
+      <w:r>
+        <w:rPr>
+          <w:b/>
+          <w:bCs/>
+        </w:rPr>
+        <w:t>Manual Entry:</w:t>
+      </w:r>
+      <w:r>
+        <w:t xml:space="preserve"> Average HR manual data entry takes 10–15 minutes per employee.</w:t>
+      </w:r>
     </w:p>
     <w:p>
       <w:pPr>
-        <w:jc w:val="center"/>
-      </w:pPr>
+        <w:pStyle w:val="NormalWeb"/>
+        <w:numPr>
+          <w:ilvl w:val="0"/>
+          <w:numId w:val="2"/>
+        </w:numPr>
+      </w:pPr>
+      <w:r>
+        <w:rPr>
+          <w:b/>
+          <w:bCs/>
+        </w:rPr>
+        <w:t>Human Error:</w:t>
+      </w:r>
+      <w:r>
+        <w:t xml:space="preserve"> 5%–10% of manually entered data contains typos in sensitive fields like ID numbers.</w:t>
+      </w:r>
     </w:p>
     <w:p>
       <w:pPr>
-        <w:jc w:val="center"/>
-      </w:pPr>
+        <w:pStyle w:val="Heading3"/>
+      </w:pPr>
+      <w:r>
+        <w:t>2. The Solution (The "After" State)</w:t>
+      </w:r>
     </w:p>
     <w:p>
       <w:pPr>
-        <w:jc w:val="center"/>
-      </w:pPr>
+        <w:pStyle w:val="NormalWeb"/>
+        <w:numPr>
+          <w:ilvl w:val="0"/>
+          <w:numId w:val="3"/>
+        </w:numPr>
+      </w:pPr>
+      <w:r>
+        <w:rPr>
+          <w:b/>
+          <w:bCs/>
+        </w:rPr>
+        <w:t>Processing Speed:</w:t>
+      </w:r>
+      <w:r>
+        <w:t xml:space="preserve"> The AI Agent completes the workflow in 5 seconds.</w:t>
+      </w:r>
     </w:p>
     <w:p>
       <w:pPr>
-        <w:jc w:val="center"/>
-      </w:pPr>
+        <w:pStyle w:val="NormalWeb"/>
+        <w:numPr>
+          <w:ilvl w:val="0"/>
+          <w:numId w:val="3"/>
+        </w:numPr>
+      </w:pPr>
+      <w:r>
+        <w:rPr>
+          <w:b/>
+          <w:bCs/>
+        </w:rPr>
+        <w:t>Consistency:</w:t>
+      </w:r>
+      <w:r>
+        <w:t xml:space="preserve"> 100% data consistency through automated extraction.</w:t>
+      </w:r>
     </w:p>
     <w:p>
       <w:pPr>
-        <w:jc w:val="center"/>
-      </w:pPr>
+        <w:pStyle w:val="Heading3"/>
+      </w:pPr>
+      <w:r>
+        <w:t>3. Back-of-the-Envelope Math (Judge Requirement)</w:t>
+      </w:r>
     </w:p>
     <w:p>
       <w:pPr>
-        <w:jc w:val="center"/>
-      </w:pPr>
+        <w:pStyle w:val="NormalWeb"/>
+        <w:numPr>
+          <w:ilvl w:val="0"/>
+          <w:numId w:val="4"/>
+        </w:numPr>
+      </w:pPr>
+      <w:r>
+        <w:rPr>
+          <w:b/>
+          <w:bCs/>
+        </w:rPr>
+        <w:t>Assumptions:</w:t>
+      </w:r>
+      <w:r>
+        <w:t xml:space="preserve"> A medium-sized company onboarding 100 employees per month.</w:t>
+      </w:r>
     </w:p>
     <w:p>
       <w:pPr>
-        <w:jc w:val="center"/>
-      </w:pPr>
+        <w:pStyle w:val="NormalWeb"/>
+        <w:numPr>
+          <w:ilvl w:val="0"/>
+          <w:numId w:val="4"/>
+        </w:numPr>
+      </w:pPr>
+      <w:r>
+        <w:rPr>
+          <w:b/>
+          <w:bCs/>
+        </w:rPr>
+        <w:t xml:space="preserve">Manual </w:t>
+      </w:r>
+      <w:r>
+        <w:rPr>
+          <w:b/>
+          <w:bCs/>
+        </w:rPr>
+        <w:t>Labour</w:t>
+      </w:r>
+      <w:r>
+        <w:rPr>
+          <w:b/>
+          <w:bCs/>
+        </w:rPr>
+        <w:t>:</w:t>
+      </w:r>
+      <w:r>
+        <w:t xml:space="preserve"> 100 </w:t>
+      </w:r>
+      <w:r>
+        <w:t>employee’s</w:t>
+      </w:r>
+      <w:r>
+        <w:t xml:space="preserve"> × 15 minutes = </w:t>
+      </w:r>
+      <w:r>
+        <w:rPr>
+          <w:b/>
+          <w:bCs/>
+        </w:rPr>
+        <w:t>25 Hours/Month</w:t>
+      </w:r>
+      <w:r>
+        <w:t>.</w:t>
+      </w:r>
     </w:p>
     <w:p>
       <w:pPr>
-        <w:jc w:val="center"/>
-      </w:pPr>
+        <w:pStyle w:val="NormalWeb"/>
+        <w:numPr>
+          <w:ilvl w:val="0"/>
+          <w:numId w:val="4"/>
+        </w:numPr>
+      </w:pPr>
+      <w:r>
+        <w:rPr>
+          <w:b/>
+          <w:bCs/>
+        </w:rPr>
+        <w:t xml:space="preserve">AI Agent </w:t>
+      </w:r>
+      <w:r>
+        <w:rPr>
+          <w:b/>
+          <w:bCs/>
+        </w:rPr>
+        <w:t>Labour</w:t>
+      </w:r>
+      <w:r>
+        <w:rPr>
+          <w:b/>
+          <w:bCs/>
+        </w:rPr>
+        <w:t>:</w:t>
+      </w:r>
+      <w:r>
+        <w:t xml:space="preserve"> 100 </w:t>
+      </w:r>
+      <w:r>
+        <w:t>employee’s</w:t>
+      </w:r>
+      <w:r>
+        <w:t xml:space="preserve"> × 5 seconds = </w:t>
+      </w:r>
+      <w:r>
+        <w:rPr>
+          <w:b/>
+          <w:bCs/>
+        </w:rPr>
+        <w:t>8.3 Minutes/Month</w:t>
+      </w:r>
+      <w:r>
+        <w:t>.</w:t>
+      </w:r>
     </w:p>
     <w:p>
       <w:pPr>
-        <w:jc w:val="center"/>
-      </w:pPr>
+        <w:pStyle w:val="NormalWeb"/>
+        <w:numPr>
+          <w:ilvl w:val="0"/>
+          <w:numId w:val="4"/>
+        </w:numPr>
+      </w:pPr>
+      <w:r>
+        <w:rPr>
+          <w:b/>
+          <w:bCs/>
+        </w:rPr>
+        <w:t>Efficiency Gain:</w:t>
+      </w:r>
+      <w:r>
+        <w:t xml:space="preserve"> </w:t>
+      </w:r>
+      <w:r>
+        <w:rPr>
+          <w:b/>
+          <w:bCs/>
+        </w:rPr>
+        <w:t>~99.4% time reduction</w:t>
+      </w:r>
+      <w:r>
+        <w:t>.</w:t>
+      </w:r>
     </w:p>
     <w:p>
       <w:pPr>
-        <w:jc w:val="center"/>
-      </w:pPr>
+        <w:pStyle w:val="NormalWeb"/>
+        <w:numPr>
+          <w:ilvl w:val="0"/>
+          <w:numId w:val="4"/>
+        </w:numPr>
+      </w:pPr>
+      <w:r>
+        <w:rPr>
+          <w:b/>
+          <w:bCs/>
+        </w:rPr>
+        <w:t>Cost Impact:</w:t>
+      </w:r>
+      <w:r>
+        <w:t xml:space="preserve"> Assuming an HR salary of $25/hour, the agent saves the company over </w:t>
+      </w:r>
+      <w:r>
+        <w:rPr>
+          <w:b/>
+          <w:bCs/>
+        </w:rPr>
+        <w:t>$600 per month</w:t>
+      </w:r>
+      <w:r>
+        <w:t xml:space="preserve"> in administrative overhead alone.</w:t>
+      </w:r>
     </w:p>
-    <w:p>
-      <w:pPr>
-        <w:jc w:val="center"/>
-      </w:pPr>
-    </w:p>
-    <w:p>
-      <w:pPr>
-        <w:jc w:val="center"/>
-      </w:pPr>
-    </w:p>
-    <w:p>
-      <w:pPr>
-        <w:jc w:val="center"/>
-      </w:pPr>
-    </w:p>
-    <w:p>
-      <w:pPr>
-        <w:jc w:val="center"/>
-      </w:pPr>
-    </w:p>
-    <w:p>
-      <w:pPr>
-        <w:jc w:val="center"/>
-      </w:pPr>
-    </w:p>
-    <w:p>
-      <w:pPr>
-        <w:jc w:val="center"/>
-      </w:pPr>
-    </w:p>
+    <w:p/>
     <w:sectPr>
       <w:pgSz w:w="11906" w:h="16838"/>
       <w:pgMar w:top="1440" w:right="1440" w:bottom="1440" w:left="1440" w:header="708" w:footer="708" w:gutter="0"/>
@@ -1079,6 +335,304 @@
 <file path=word/numbering.xml><?xml version="1.0" encoding="utf-8"?>
 <w:numbering xmlns:wpc="http://schemas.microsoft.com/office/word/2010/wordprocessingCanvas" xmlns:mc="http://schemas.openxmlformats.org/markup-compatibility/2006" xmlns:o="urn:schemas-microsoft-com:office:office" xmlns:r="http://schemas.openxmlformats.org/officeDocument/2006/relationships" xmlns:m="http://schemas.openxmlformats.org/officeDocument/2006/math" xmlns:v="urn:schemas-microsoft-com:vml" xmlns:wp14="http://schemas.microsoft.com/office/word/2010/wordprocessingDrawing" xmlns:wp="http://schemas.openxmlformats.org/drawingml/2006/wordprocessingDrawing" xmlns:w10="urn:schemas-microsoft-com:office:word" xmlns:w="http://schemas.openxmlformats.org/wordprocessingml/2006/main" xmlns:w14="http://schemas.microsoft.com/office/word/2010/wordml" xmlns:w15="http://schemas.microsoft.com/office/word/2012/wordml" xmlns:wpg="http://schemas.microsoft.com/office/word/2010/wordprocessingGroup" xmlns:wpi="http://schemas.microsoft.com/office/word/2010/wordprocessingInk" xmlns:wne="http://schemas.microsoft.com/office/word/2006/wordml" xmlns:wps="http://schemas.microsoft.com/office/word/2010/wordprocessingShape" mc:Ignorable="w14 w15 wp14">
   <w:abstractNum w:abstractNumId="0" w15:restartNumberingAfterBreak="0">
+    <w:nsid w:val="11633756"/>
+    <w:multiLevelType w:val="multilevel"/>
+    <w:tmpl w:val="5B2408DC"/>
+    <w:lvl w:ilvl="0">
+      <w:start w:val="1"/>
+      <w:numFmt w:val="bullet"/>
+      <w:lvlText w:val=""/>
+      <w:lvlJc w:val="left"/>
+      <w:pPr>
+        <w:tabs>
+          <w:tab w:val="num" w:pos="720"/>
+        </w:tabs>
+        <w:ind w:left="720" w:hanging="360"/>
+      </w:pPr>
+      <w:rPr>
+        <w:rFonts w:ascii="Symbol" w:hAnsi="Symbol" w:hint="default"/>
+        <w:sz w:val="20"/>
+      </w:rPr>
+    </w:lvl>
+    <w:lvl w:ilvl="1" w:tentative="1">
+      <w:start w:val="1"/>
+      <w:numFmt w:val="bullet"/>
+      <w:lvlText w:val="o"/>
+      <w:lvlJc w:val="left"/>
+      <w:pPr>
+        <w:tabs>
+          <w:tab w:val="num" w:pos="1440"/>
+        </w:tabs>
+        <w:ind w:left="1440" w:hanging="360"/>
+      </w:pPr>
+      <w:rPr>
+        <w:rFonts w:ascii="Courier New" w:hAnsi="Courier New" w:hint="default"/>
+        <w:sz w:val="20"/>
+      </w:rPr>
+    </w:lvl>
+    <w:lvl w:ilvl="2" w:tentative="1">
+      <w:start w:val="1"/>
+      <w:numFmt w:val="bullet"/>
+      <w:lvlText w:val=""/>
+      <w:lvlJc w:val="left"/>
+      <w:pPr>
+        <w:tabs>
+          <w:tab w:val="num" w:pos="2160"/>
+        </w:tabs>
+        <w:ind w:left="2160" w:hanging="360"/>
+      </w:pPr>
+      <w:rPr>
+        <w:rFonts w:ascii="Wingdings" w:hAnsi="Wingdings" w:hint="default"/>
+        <w:sz w:val="20"/>
+      </w:rPr>
+    </w:lvl>
+    <w:lvl w:ilvl="3" w:tentative="1">
+      <w:start w:val="1"/>
+      <w:numFmt w:val="bullet"/>
+      <w:lvlText w:val=""/>
+      <w:lvlJc w:val="left"/>
+      <w:pPr>
+        <w:tabs>
+          <w:tab w:val="num" w:pos="2880"/>
+        </w:tabs>
+        <w:ind w:left="2880" w:hanging="360"/>
+      </w:pPr>
+      <w:rPr>
+        <w:rFonts w:ascii="Wingdings" w:hAnsi="Wingdings" w:hint="default"/>
+        <w:sz w:val="20"/>
+      </w:rPr>
+    </w:lvl>
+    <w:lvl w:ilvl="4" w:tentative="1">
+      <w:start w:val="1"/>
+      <w:numFmt w:val="bullet"/>
+      <w:lvlText w:val=""/>
+      <w:lvlJc w:val="left"/>
+      <w:pPr>
+        <w:tabs>
+          <w:tab w:val="num" w:pos="3600"/>
+        </w:tabs>
+        <w:ind w:left="3600" w:hanging="360"/>
+      </w:pPr>
+      <w:rPr>
+        <w:rFonts w:ascii="Wingdings" w:hAnsi="Wingdings" w:hint="default"/>
+        <w:sz w:val="20"/>
+      </w:rPr>
+    </w:lvl>
+    <w:lvl w:ilvl="5" w:tentative="1">
+      <w:start w:val="1"/>
+      <w:numFmt w:val="bullet"/>
+      <w:lvlText w:val=""/>
+      <w:lvlJc w:val="left"/>
+      <w:pPr>
+        <w:tabs>
+          <w:tab w:val="num" w:pos="4320"/>
+        </w:tabs>
+        <w:ind w:left="4320" w:hanging="360"/>
+      </w:pPr>
+      <w:rPr>
+        <w:rFonts w:ascii="Wingdings" w:hAnsi="Wingdings" w:hint="default"/>
+        <w:sz w:val="20"/>
+      </w:rPr>
+    </w:lvl>
+    <w:lvl w:ilvl="6" w:tentative="1">
+      <w:start w:val="1"/>
+      <w:numFmt w:val="bullet"/>
+      <w:lvlText w:val=""/>
+      <w:lvlJc w:val="left"/>
+      <w:pPr>
+        <w:tabs>
+          <w:tab w:val="num" w:pos="5040"/>
+        </w:tabs>
+        <w:ind w:left="5040" w:hanging="360"/>
+      </w:pPr>
+      <w:rPr>
+        <w:rFonts w:ascii="Wingdings" w:hAnsi="Wingdings" w:hint="default"/>
+        <w:sz w:val="20"/>
+      </w:rPr>
+    </w:lvl>
+    <w:lvl w:ilvl="7" w:tentative="1">
+      <w:start w:val="1"/>
+      <w:numFmt w:val="bullet"/>
+      <w:lvlText w:val=""/>
+      <w:lvlJc w:val="left"/>
+      <w:pPr>
+        <w:tabs>
+          <w:tab w:val="num" w:pos="5760"/>
+        </w:tabs>
+        <w:ind w:left="5760" w:hanging="360"/>
+      </w:pPr>
+      <w:rPr>
+        <w:rFonts w:ascii="Wingdings" w:hAnsi="Wingdings" w:hint="default"/>
+        <w:sz w:val="20"/>
+      </w:rPr>
+    </w:lvl>
+    <w:lvl w:ilvl="8" w:tentative="1">
+      <w:start w:val="1"/>
+      <w:numFmt w:val="bullet"/>
+      <w:lvlText w:val=""/>
+      <w:lvlJc w:val="left"/>
+      <w:pPr>
+        <w:tabs>
+          <w:tab w:val="num" w:pos="6480"/>
+        </w:tabs>
+        <w:ind w:left="6480" w:hanging="360"/>
+      </w:pPr>
+      <w:rPr>
+        <w:rFonts w:ascii="Wingdings" w:hAnsi="Wingdings" w:hint="default"/>
+        <w:sz w:val="20"/>
+      </w:rPr>
+    </w:lvl>
+  </w:abstractNum>
+  <w:abstractNum w:abstractNumId="1" w15:restartNumberingAfterBreak="0">
+    <w:nsid w:val="350002BC"/>
+    <w:multiLevelType w:val="multilevel"/>
+    <w:tmpl w:val="39783B02"/>
+    <w:lvl w:ilvl="0">
+      <w:start w:val="1"/>
+      <w:numFmt w:val="bullet"/>
+      <w:lvlText w:val=""/>
+      <w:lvlJc w:val="left"/>
+      <w:pPr>
+        <w:tabs>
+          <w:tab w:val="num" w:pos="720"/>
+        </w:tabs>
+        <w:ind w:left="720" w:hanging="360"/>
+      </w:pPr>
+      <w:rPr>
+        <w:rFonts w:ascii="Symbol" w:hAnsi="Symbol" w:hint="default"/>
+        <w:sz w:val="20"/>
+      </w:rPr>
+    </w:lvl>
+    <w:lvl w:ilvl="1" w:tentative="1">
+      <w:start w:val="1"/>
+      <w:numFmt w:val="bullet"/>
+      <w:lvlText w:val="o"/>
+      <w:lvlJc w:val="left"/>
+      <w:pPr>
+        <w:tabs>
+          <w:tab w:val="num" w:pos="1440"/>
+        </w:tabs>
+        <w:ind w:left="1440" w:hanging="360"/>
+      </w:pPr>
+      <w:rPr>
+        <w:rFonts w:ascii="Courier New" w:hAnsi="Courier New" w:hint="default"/>
+        <w:sz w:val="20"/>
+      </w:rPr>
+    </w:lvl>
+    <w:lvl w:ilvl="2" w:tentative="1">
+      <w:start w:val="1"/>
+      <w:numFmt w:val="bullet"/>
+      <w:lvlText w:val=""/>
+      <w:lvlJc w:val="left"/>
+      <w:pPr>
+        <w:tabs>
+          <w:tab w:val="num" w:pos="2160"/>
+        </w:tabs>
+        <w:ind w:left="2160" w:hanging="360"/>
+      </w:pPr>
+      <w:rPr>
+        <w:rFonts w:ascii="Wingdings" w:hAnsi="Wingdings" w:hint="default"/>
+        <w:sz w:val="20"/>
+      </w:rPr>
+    </w:lvl>
+    <w:lvl w:ilvl="3" w:tentative="1">
+      <w:start w:val="1"/>
+      <w:numFmt w:val="bullet"/>
+      <w:lvlText w:val=""/>
+      <w:lvlJc w:val="left"/>
+      <w:pPr>
+        <w:tabs>
+          <w:tab w:val="num" w:pos="2880"/>
+        </w:tabs>
+        <w:ind w:left="2880" w:hanging="360"/>
+      </w:pPr>
+      <w:rPr>
+        <w:rFonts w:ascii="Wingdings" w:hAnsi="Wingdings" w:hint="default"/>
+        <w:sz w:val="20"/>
+      </w:rPr>
+    </w:lvl>
+    <w:lvl w:ilvl="4" w:tentative="1">
+      <w:start w:val="1"/>
+      <w:numFmt w:val="bullet"/>
+      <w:lvlText w:val=""/>
+      <w:lvlJc w:val="left"/>
+      <w:pPr>
+        <w:tabs>
+          <w:tab w:val="num" w:pos="3600"/>
+        </w:tabs>
+        <w:ind w:left="3600" w:hanging="360"/>
+      </w:pPr>
+      <w:rPr>
+        <w:rFonts w:ascii="Wingdings" w:hAnsi="Wingdings" w:hint="default"/>
+        <w:sz w:val="20"/>
+      </w:rPr>
+    </w:lvl>
+    <w:lvl w:ilvl="5" w:tentative="1">
+      <w:start w:val="1"/>
+      <w:numFmt w:val="bullet"/>
+      <w:lvlText w:val=""/>
+      <w:lvlJc w:val="left"/>
+      <w:pPr>
+        <w:tabs>
+          <w:tab w:val="num" w:pos="4320"/>
+        </w:tabs>
+        <w:ind w:left="4320" w:hanging="360"/>
+      </w:pPr>
+      <w:rPr>
+        <w:rFonts w:ascii="Wingdings" w:hAnsi="Wingdings" w:hint="default"/>
+        <w:sz w:val="20"/>
+      </w:rPr>
+    </w:lvl>
+    <w:lvl w:ilvl="6" w:tentative="1">
+      <w:start w:val="1"/>
+      <w:numFmt w:val="bullet"/>
+      <w:lvlText w:val=""/>
+      <w:lvlJc w:val="left"/>
+      <w:pPr>
+        <w:tabs>
+          <w:tab w:val="num" w:pos="5040"/>
+        </w:tabs>
+        <w:ind w:left="5040" w:hanging="360"/>
+      </w:pPr>
+      <w:rPr>
+        <w:rFonts w:ascii="Wingdings" w:hAnsi="Wingdings" w:hint="default"/>
+        <w:sz w:val="20"/>
+      </w:rPr>
+    </w:lvl>
+    <w:lvl w:ilvl="7" w:tentative="1">
+      <w:start w:val="1"/>
+      <w:numFmt w:val="bullet"/>
+      <w:lvlText w:val=""/>
+      <w:lvlJc w:val="left"/>
+      <w:pPr>
+        <w:tabs>
+          <w:tab w:val="num" w:pos="5760"/>
+        </w:tabs>
+        <w:ind w:left="5760" w:hanging="360"/>
+      </w:pPr>
+      <w:rPr>
+        <w:rFonts w:ascii="Wingdings" w:hAnsi="Wingdings" w:hint="default"/>
+        <w:sz w:val="20"/>
+      </w:rPr>
+    </w:lvl>
+    <w:lvl w:ilvl="8" w:tentative="1">
+      <w:start w:val="1"/>
+      <w:numFmt w:val="bullet"/>
+      <w:lvlText w:val=""/>
+      <w:lvlJc w:val="left"/>
+      <w:pPr>
+        <w:tabs>
+          <w:tab w:val="num" w:pos="6480"/>
+        </w:tabs>
+        <w:ind w:left="6480" w:hanging="360"/>
+      </w:pPr>
+      <w:rPr>
+        <w:rFonts w:ascii="Wingdings" w:hAnsi="Wingdings" w:hint="default"/>
+        <w:sz w:val="20"/>
+      </w:rPr>
+    </w:lvl>
+  </w:abstractNum>
+  <w:abstractNum w:abstractNumId="2" w15:restartNumberingAfterBreak="0">
     <w:nsid w:val="41533F84"/>
     <w:multiLevelType w:val="hybridMultilevel"/>
     <w:tmpl w:val="DEDC349A"/>
@@ -1191,7 +745,165 @@
       </w:rPr>
     </w:lvl>
   </w:abstractNum>
+  <w:abstractNum w:abstractNumId="3" w15:restartNumberingAfterBreak="0">
+    <w:nsid w:val="75A46F70"/>
+    <w:multiLevelType w:val="multilevel"/>
+    <w:tmpl w:val="D56C1448"/>
+    <w:lvl w:ilvl="0">
+      <w:start w:val="1"/>
+      <w:numFmt w:val="bullet"/>
+      <w:lvlText w:val=""/>
+      <w:lvlJc w:val="left"/>
+      <w:pPr>
+        <w:tabs>
+          <w:tab w:val="num" w:pos="720"/>
+        </w:tabs>
+        <w:ind w:left="720" w:hanging="360"/>
+      </w:pPr>
+      <w:rPr>
+        <w:rFonts w:ascii="Symbol" w:hAnsi="Symbol" w:hint="default"/>
+        <w:sz w:val="20"/>
+      </w:rPr>
+    </w:lvl>
+    <w:lvl w:ilvl="1" w:tentative="1">
+      <w:start w:val="1"/>
+      <w:numFmt w:val="bullet"/>
+      <w:lvlText w:val="o"/>
+      <w:lvlJc w:val="left"/>
+      <w:pPr>
+        <w:tabs>
+          <w:tab w:val="num" w:pos="1440"/>
+        </w:tabs>
+        <w:ind w:left="1440" w:hanging="360"/>
+      </w:pPr>
+      <w:rPr>
+        <w:rFonts w:ascii="Courier New" w:hAnsi="Courier New" w:hint="default"/>
+        <w:sz w:val="20"/>
+      </w:rPr>
+    </w:lvl>
+    <w:lvl w:ilvl="2" w:tentative="1">
+      <w:start w:val="1"/>
+      <w:numFmt w:val="bullet"/>
+      <w:lvlText w:val=""/>
+      <w:lvlJc w:val="left"/>
+      <w:pPr>
+        <w:tabs>
+          <w:tab w:val="num" w:pos="2160"/>
+        </w:tabs>
+        <w:ind w:left="2160" w:hanging="360"/>
+      </w:pPr>
+      <w:rPr>
+        <w:rFonts w:ascii="Wingdings" w:hAnsi="Wingdings" w:hint="default"/>
+        <w:sz w:val="20"/>
+      </w:rPr>
+    </w:lvl>
+    <w:lvl w:ilvl="3" w:tentative="1">
+      <w:start w:val="1"/>
+      <w:numFmt w:val="bullet"/>
+      <w:lvlText w:val=""/>
+      <w:lvlJc w:val="left"/>
+      <w:pPr>
+        <w:tabs>
+          <w:tab w:val="num" w:pos="2880"/>
+        </w:tabs>
+        <w:ind w:left="2880" w:hanging="360"/>
+      </w:pPr>
+      <w:rPr>
+        <w:rFonts w:ascii="Wingdings" w:hAnsi="Wingdings" w:hint="default"/>
+        <w:sz w:val="20"/>
+      </w:rPr>
+    </w:lvl>
+    <w:lvl w:ilvl="4" w:tentative="1">
+      <w:start w:val="1"/>
+      <w:numFmt w:val="bullet"/>
+      <w:lvlText w:val=""/>
+      <w:lvlJc w:val="left"/>
+      <w:pPr>
+        <w:tabs>
+          <w:tab w:val="num" w:pos="3600"/>
+        </w:tabs>
+        <w:ind w:left="3600" w:hanging="360"/>
+      </w:pPr>
+      <w:rPr>
+        <w:rFonts w:ascii="Wingdings" w:hAnsi="Wingdings" w:hint="default"/>
+        <w:sz w:val="20"/>
+      </w:rPr>
+    </w:lvl>
+    <w:lvl w:ilvl="5" w:tentative="1">
+      <w:start w:val="1"/>
+      <w:numFmt w:val="bullet"/>
+      <w:lvlText w:val=""/>
+      <w:lvlJc w:val="left"/>
+      <w:pPr>
+        <w:tabs>
+          <w:tab w:val="num" w:pos="4320"/>
+        </w:tabs>
+        <w:ind w:left="4320" w:hanging="360"/>
+      </w:pPr>
+      <w:rPr>
+        <w:rFonts w:ascii="Wingdings" w:hAnsi="Wingdings" w:hint="default"/>
+        <w:sz w:val="20"/>
+      </w:rPr>
+    </w:lvl>
+    <w:lvl w:ilvl="6" w:tentative="1">
+      <w:start w:val="1"/>
+      <w:numFmt w:val="bullet"/>
+      <w:lvlText w:val=""/>
+      <w:lvlJc w:val="left"/>
+      <w:pPr>
+        <w:tabs>
+          <w:tab w:val="num" w:pos="5040"/>
+        </w:tabs>
+        <w:ind w:left="5040" w:hanging="360"/>
+      </w:pPr>
+      <w:rPr>
+        <w:rFonts w:ascii="Wingdings" w:hAnsi="Wingdings" w:hint="default"/>
+        <w:sz w:val="20"/>
+      </w:rPr>
+    </w:lvl>
+    <w:lvl w:ilvl="7" w:tentative="1">
+      <w:start w:val="1"/>
+      <w:numFmt w:val="bullet"/>
+      <w:lvlText w:val=""/>
+      <w:lvlJc w:val="left"/>
+      <w:pPr>
+        <w:tabs>
+          <w:tab w:val="num" w:pos="5760"/>
+        </w:tabs>
+        <w:ind w:left="5760" w:hanging="360"/>
+      </w:pPr>
+      <w:rPr>
+        <w:rFonts w:ascii="Wingdings" w:hAnsi="Wingdings" w:hint="default"/>
+        <w:sz w:val="20"/>
+      </w:rPr>
+    </w:lvl>
+    <w:lvl w:ilvl="8" w:tentative="1">
+      <w:start w:val="1"/>
+      <w:numFmt w:val="bullet"/>
+      <w:lvlText w:val=""/>
+      <w:lvlJc w:val="left"/>
+      <w:pPr>
+        <w:tabs>
+          <w:tab w:val="num" w:pos="6480"/>
+        </w:tabs>
+        <w:ind w:left="6480" w:hanging="360"/>
+      </w:pPr>
+      <w:rPr>
+        <w:rFonts w:ascii="Wingdings" w:hAnsi="Wingdings" w:hint="default"/>
+        <w:sz w:val="20"/>
+      </w:rPr>
+    </w:lvl>
+  </w:abstractNum>
   <w:num w:numId="1">
+    <w:abstractNumId w:val="2"/>
+  </w:num>
+  <w:num w:numId="2">
+    <w:abstractNumId w:val="3"/>
+  </w:num>
+  <w:num w:numId="3">
+    <w:abstractNumId w:val="1"/>
+  </w:num>
+  <w:num w:numId="4">
     <w:abstractNumId w:val="0"/>
   </w:num>
 </w:numbering>
@@ -2120,6 +1832,25 @@
       <w:bCs/>
     </w:rPr>
   </w:style>
+  <w:style w:type="paragraph" w:styleId="NormalWeb">
+    <w:name w:val="Normal (Web)"/>
+    <w:basedOn w:val="Normal"/>
+    <w:uiPriority w:val="99"/>
+    <w:semiHidden/>
+    <w:unhideWhenUsed/>
+    <w:rsid w:val="00982BC9"/>
+    <w:pPr>
+      <w:spacing w:before="100" w:beforeAutospacing="1" w:after="100" w:afterAutospacing="1" w:line="240" w:lineRule="auto"/>
+    </w:pPr>
+    <w:rPr>
+      <w:rFonts w:ascii="Times New Roman" w:eastAsia="Times New Roman" w:hAnsi="Times New Roman" w:cs="Times New Roman"/>
+      <w:kern w:val="0"/>
+      <w:sz w:val="24"/>
+      <w:szCs w:val="24"/>
+      <w:lang w:eastAsia="en-IN"/>
+      <w14:ligatures w14:val="none"/>
+    </w:rPr>
+  </w:style>
 </w:styles>
 </file>
 
